--- a/website_pds_java/Chapter5_StudentGrader_project/Task8_readFromFile.docx
+++ b/website_pds_java/Chapter5_StudentGrader_project/Task8_readFromFile.docx
@@ -72,7 +72,27 @@
           <w:lang w:eastAsia="en-US"/>
           <w14:ligatures w14:val="none"/>
         </w:rPr>
-        <w:t xml:space="preserve"> the exact moment it starts. If the file exists, the program should open it, read it line-by-line, and print the historical records directly to the screen before presenting the registration menu.</w:t>
+        <w:t xml:space="preserve"> the exact moment it starts. If the file exists, the program should open it, read it line-by-line, and print the historical records directly </w:t>
+      </w:r>
+      <w:proofErr w:type="gramStart"/>
+      <w:r>
+        <w:rPr>
+          <w:rFonts w:eastAsia="Times New Roman" w:cs="Times New Roman"/>
+          <w:kern w:val="0"/>
+          <w:lang w:eastAsia="en-US"/>
+          <w14:ligatures w14:val="none"/>
+        </w:rPr>
+        <w:t>to</w:t>
+      </w:r>
+      <w:proofErr w:type="gramEnd"/>
+      <w:r>
+        <w:rPr>
+          <w:rFonts w:eastAsia="Times New Roman" w:cs="Times New Roman"/>
+          <w:kern w:val="0"/>
+          <w:lang w:eastAsia="en-US"/>
+          <w14:ligatures w14:val="none"/>
+        </w:rPr>
+        <w:t xml:space="preserve"> the screen before presenting the registration menu.</w:t>
       </w:r>
     </w:p>
     <w:p>
@@ -152,6 +172,7 @@
         <w:t xml:space="preserve"> We add import </w:t>
       </w:r>
       <w:proofErr w:type="spellStart"/>
+      <w:proofErr w:type="gramStart"/>
       <w:r>
         <w:rPr>
           <w:rFonts w:eastAsia="Times New Roman" w:cs="Times New Roman"/>
@@ -162,6 +183,7 @@
         <w:t>java.io.File</w:t>
       </w:r>
       <w:proofErr w:type="spellEnd"/>
+      <w:proofErr w:type="gramEnd"/>
       <w:r>
         <w:rPr>
           <w:rFonts w:eastAsia="Times New Roman" w:cs="Times New Roman"/>
@@ -209,6 +231,7 @@
         <w:t xml:space="preserve"> We introduce a new public static method called </w:t>
       </w:r>
       <w:proofErr w:type="spellStart"/>
+      <w:proofErr w:type="gramStart"/>
       <w:r>
         <w:rPr>
           <w:rFonts w:eastAsia="Times New Roman" w:cs="Times New Roman"/>
@@ -230,7 +253,19 @@
           <w:lang w:eastAsia="en-US"/>
           <w14:ligatures w14:val="none"/>
         </w:rPr>
-        <w:t>()</w:t>
+        <w:t>(</w:t>
+      </w:r>
+      <w:proofErr w:type="gramEnd"/>
+      <w:r>
+        <w:rPr>
+          <w:rFonts w:eastAsia="Times New Roman" w:cs="Times New Roman"/>
+          <w:b/>
+          <w:bCs/>
+          <w:kern w:val="0"/>
+          <w:lang w:eastAsia="en-US"/>
+          <w14:ligatures w14:val="none"/>
+        </w:rPr>
+        <w:t>)</w:t>
       </w:r>
       <w:r>
         <w:rPr>
@@ -463,12 +498,17 @@
         <w:t xml:space="preserve">. Notice what happens instantly on boot-up! The </w:t>
       </w:r>
       <w:proofErr w:type="spellStart"/>
+      <w:proofErr w:type="gramStart"/>
       <w:r>
         <w:t>loadPastRecords</w:t>
       </w:r>
       <w:proofErr w:type="spellEnd"/>
       <w:r>
-        <w:t>() block finds the file and outputs Sam's entire profile right back onto your console interface before asking you for new inputs.</w:t>
+        <w:t>(</w:t>
+      </w:r>
+      <w:proofErr w:type="gramEnd"/>
+      <w:r>
+        <w:t>) block finds the file and outputs Sam's entire profile right back onto your console interface before asking you for new inputs.</w:t>
       </w:r>
     </w:p>
     <w:p>
@@ -603,19 +643,19 @@
           <w:tcPr>
             <w:tcW w:w="10790" w:type="dxa"/>
           </w:tcPr>
-          <w:p>
-            <w:r>
-              <w:lastRenderedPageBreak/>
-              <w:t>// Save this entire file as: UnifiedTracker.java</w:t>
-            </w:r>
-          </w:p>
+          <w:p/>
           <w:p>
             <w:r>
               <w:t xml:space="preserve">import </w:t>
             </w:r>
             <w:proofErr w:type="spellStart"/>
-            <w:r>
-              <w:t>java.util.Scanner</w:t>
+            <w:proofErr w:type="gramStart"/>
+            <w:r>
+              <w:t>java.util</w:t>
+            </w:r>
+            <w:proofErr w:type="gramEnd"/>
+            <w:r>
+              <w:t>.Scanner</w:t>
             </w:r>
             <w:proofErr w:type="spellEnd"/>
             <w:r>
@@ -653,10 +693,12 @@
               <w:t xml:space="preserve">import </w:t>
             </w:r>
             <w:proofErr w:type="spellStart"/>
+            <w:proofErr w:type="gramStart"/>
             <w:r>
               <w:t>java.io.FileWriter</w:t>
             </w:r>
             <w:proofErr w:type="spellEnd"/>
+            <w:proofErr w:type="gramEnd"/>
             <w:r>
               <w:t>;</w:t>
             </w:r>
@@ -666,10 +708,12 @@
               <w:t xml:space="preserve">import </w:t>
             </w:r>
             <w:proofErr w:type="spellStart"/>
+            <w:proofErr w:type="gramStart"/>
             <w:r>
               <w:t>java.io.IOException</w:t>
             </w:r>
             <w:proofErr w:type="spellEnd"/>
+            <w:proofErr w:type="gramEnd"/>
             <w:r>
               <w:t>;</w:t>
             </w:r>
@@ -684,10 +728,12 @@
               <w:t xml:space="preserve">import </w:t>
             </w:r>
             <w:proofErr w:type="spellStart"/>
+            <w:proofErr w:type="gramStart"/>
             <w:r>
               <w:t>java.io.File</w:t>
             </w:r>
             <w:proofErr w:type="spellEnd"/>
+            <w:proofErr w:type="gramEnd"/>
             <w:r>
               <w:t>;</w:t>
             </w:r>
@@ -714,12 +760,17 @@
               <w:t xml:space="preserve">    public static void </w:t>
             </w:r>
             <w:proofErr w:type="spellStart"/>
+            <w:proofErr w:type="gramStart"/>
             <w:r>
               <w:t>loadPastRecords</w:t>
             </w:r>
             <w:proofErr w:type="spellEnd"/>
             <w:r>
-              <w:t>() {</w:t>
+              <w:t>(</w:t>
+            </w:r>
+            <w:proofErr w:type="gramEnd"/>
+            <w:r>
+              <w:t>) {</w:t>
             </w:r>
           </w:p>
           <w:p>
@@ -738,21 +789,39 @@
           <w:p/>
           <w:p>
             <w:r>
-              <w:t>        // 1. Check if the backup file actually exists on the computer</w:t>
-            </w:r>
-          </w:p>
-          <w:p>
-            <w:r>
-              <w:t>        if (!</w:t>
+              <w:t xml:space="preserve">        // 1. Check if the backup file </w:t>
+            </w:r>
+            <w:proofErr w:type="gramStart"/>
+            <w:r>
+              <w:t>actually exists</w:t>
+            </w:r>
+            <w:proofErr w:type="gramEnd"/>
+            <w:r>
+              <w:t xml:space="preserve"> on the computer</w:t>
+            </w:r>
+          </w:p>
+          <w:p>
+            <w:r>
+              <w:t xml:space="preserve">        if </w:t>
+            </w:r>
+            <w:proofErr w:type="gramStart"/>
+            <w:r>
+              <w:t>(!</w:t>
             </w:r>
             <w:proofErr w:type="spellStart"/>
             <w:r>
               <w:t>databaseFile.exists</w:t>
             </w:r>
             <w:proofErr w:type="spellEnd"/>
-            <w:r>
-              <w:t>()) {</w:t>
-            </w:r>
+            <w:proofErr w:type="gramEnd"/>
+            <w:r>
+              <w:t>(</w:t>
+            </w:r>
+            <w:proofErr w:type="gramStart"/>
+            <w:r>
+              <w:t>)) {</w:t>
+            </w:r>
+            <w:proofErr w:type="gramEnd"/>
           </w:p>
           <w:p>
             <w:r>
@@ -837,9 +906,11 @@
               <w:t>databaseFile</w:t>
             </w:r>
             <w:proofErr w:type="spellEnd"/>
+            <w:proofErr w:type="gramStart"/>
             <w:r>
               <w:t>)) {</w:t>
             </w:r>
+            <w:proofErr w:type="gramEnd"/>
           </w:p>
           <w:p>
             <w:r>
@@ -848,7 +919,23 @@
           </w:p>
           <w:p>
             <w:r>
-              <w:t>            // 3. Keep loop active as long as there are text strings left to read in the file</w:t>
+              <w:t xml:space="preserve">            // 3. Keep loop active </w:t>
+            </w:r>
+            <w:proofErr w:type="gramStart"/>
+            <w:r>
+              <w:t>as long as</w:t>
+            </w:r>
+            <w:proofErr w:type="gramEnd"/>
+            <w:r>
+              <w:t xml:space="preserve"> there </w:t>
+            </w:r>
+            <w:proofErr w:type="gramStart"/>
+            <w:r>
+              <w:t>are</w:t>
+            </w:r>
+            <w:proofErr w:type="gramEnd"/>
+            <w:r>
+              <w:t xml:space="preserve"> text strings left to read in the file</w:t>
             </w:r>
           </w:p>
           <w:p>
@@ -919,7 +1006,15 @@
               <w:t>✅</w:t>
             </w:r>
             <w:r>
-              <w:t xml:space="preserve"> Data successfully loaded into memory view!\n");</w:t>
+              <w:t xml:space="preserve"> Data successfully loaded into memory </w:t>
+            </w:r>
+            <w:proofErr w:type="gramStart"/>
+            <w:r>
+              <w:t>view!\</w:t>
+            </w:r>
+            <w:proofErr w:type="gramEnd"/>
+            <w:r>
+              <w:t>n");</w:t>
             </w:r>
           </w:p>
           <w:p/>
@@ -933,8 +1028,13 @@
             </w:r>
             <w:proofErr w:type="spellEnd"/>
             <w:r>
-              <w:t xml:space="preserve"> e) {</w:t>
-            </w:r>
+              <w:t xml:space="preserve"> </w:t>
+            </w:r>
+            <w:proofErr w:type="gramStart"/>
+            <w:r>
+              <w:t>e) {</w:t>
+            </w:r>
+            <w:proofErr w:type="gramEnd"/>
           </w:p>
           <w:p>
             <w:r>
@@ -974,11 +1074,22 @@
             </w:r>
           </w:p>
           <w:p/>
-          <w:p>
-            <w:r>
-              <w:t xml:space="preserve">    public static void main(String[] </w:t>
-            </w:r>
-            <w:proofErr w:type="spellStart"/>
+          <w:p/>
+          <w:p/>
+          <w:p>
+            <w:r>
+              <w:t xml:space="preserve">    public static void </w:t>
+            </w:r>
+            <w:proofErr w:type="gramStart"/>
+            <w:r>
+              <w:t>main(String[</w:t>
+            </w:r>
+            <w:proofErr w:type="gramEnd"/>
+            <w:r>
+              <w:t xml:space="preserve">] </w:t>
+            </w:r>
+            <w:proofErr w:type="spellStart"/>
+            <w:proofErr w:type="gramStart"/>
             <w:r>
               <w:t>args</w:t>
             </w:r>
@@ -986,10 +1097,10 @@
             <w:r>
               <w:t>) {</w:t>
             </w:r>
-          </w:p>
-          <w:p>
-            <w:r>
-              <w:lastRenderedPageBreak/>
+            <w:proofErr w:type="gramEnd"/>
+          </w:p>
+          <w:p>
+            <w:r>
               <w:t>        // ─── BOOT-UP REUSE: FETCH OLD HISTORY THE MOMENT APPLICATION STARTS ───</w:t>
             </w:r>
           </w:p>
@@ -998,41 +1109,204 @@
               <w:t xml:space="preserve">        </w:t>
             </w:r>
             <w:proofErr w:type="spellStart"/>
+            <w:proofErr w:type="gramStart"/>
             <w:r>
               <w:t>loadPastRecords</w:t>
             </w:r>
             <w:proofErr w:type="spellEnd"/>
             <w:r>
+              <w:t>(</w:t>
+            </w:r>
+            <w:proofErr w:type="gramEnd"/>
+            <w:r>
+              <w:t>);</w:t>
+            </w:r>
+          </w:p>
+          <w:p/>
+          <w:p>
+            <w:r>
+              <w:t xml:space="preserve">        Scanner </w:t>
+            </w:r>
+            <w:proofErr w:type="spellStart"/>
+            <w:r>
+              <w:t>inputScanner</w:t>
+            </w:r>
+            <w:proofErr w:type="spellEnd"/>
+            <w:r>
+              <w:t xml:space="preserve"> = new </w:t>
+            </w:r>
+            <w:proofErr w:type="gramStart"/>
+            <w:r>
+              <w:t>Scanner(</w:t>
+            </w:r>
+            <w:proofErr w:type="gramEnd"/>
+            <w:r>
+              <w:t>System.in);</w:t>
+            </w:r>
+          </w:p>
+          <w:p>
+            <w:r>
+              <w:t xml:space="preserve">        </w:t>
+            </w:r>
+          </w:p>
+          <w:p>
+            <w:r>
+              <w:t>        System.out.println("==========================================");</w:t>
+            </w:r>
+          </w:p>
+          <w:p>
+            <w:r>
+              <w:t xml:space="preserve">        </w:t>
+            </w:r>
+            <w:proofErr w:type="spellStart"/>
+            <w:r>
+              <w:t>System.out.println</w:t>
+            </w:r>
+            <w:proofErr w:type="spellEnd"/>
+            <w:r>
+              <w:t>("   WELCOME TO THE GLOBAL STUDENT ENGINE   ");</w:t>
+            </w:r>
+          </w:p>
+          <w:p>
+            <w:r>
+              <w:t>        System.out.println("==========================================");</w:t>
+            </w:r>
+          </w:p>
+          <w:p/>
+          <w:p>
+            <w:r>
+              <w:t>        while (true) {</w:t>
+            </w:r>
+          </w:p>
+          <w:p>
+            <w:r>
+              <w:t xml:space="preserve">            </w:t>
+            </w:r>
+            <w:proofErr w:type="spellStart"/>
+            <w:r>
+              <w:t>System.out.println</w:t>
+            </w:r>
+            <w:proofErr w:type="spellEnd"/>
+            <w:r>
+              <w:t>("\</w:t>
+            </w:r>
+            <w:proofErr w:type="spellStart"/>
+            <w:r>
+              <w:t>nSelect</w:t>
+            </w:r>
+            <w:proofErr w:type="spellEnd"/>
+            <w:r>
+              <w:t xml:space="preserve"> an action:");</w:t>
+            </w:r>
+          </w:p>
+          <w:p>
+            <w:r>
+              <w:t xml:space="preserve">            </w:t>
+            </w:r>
+            <w:proofErr w:type="spellStart"/>
+            <w:r>
+              <w:t>System.out.println</w:t>
+            </w:r>
+            <w:proofErr w:type="spellEnd"/>
+            <w:r>
+              <w:t>("1. Register a Regular Student");</w:t>
+            </w:r>
+          </w:p>
+          <w:p>
+            <w:r>
+              <w:t xml:space="preserve">            </w:t>
+            </w:r>
+            <w:proofErr w:type="spellStart"/>
+            <w:r>
+              <w:t>System.out.println</w:t>
+            </w:r>
+            <w:proofErr w:type="spellEnd"/>
+            <w:r>
+              <w:t>("2. Register a Graduate Student");</w:t>
+            </w:r>
+          </w:p>
+          <w:p>
+            <w:r>
+              <w:t xml:space="preserve">            </w:t>
+            </w:r>
+            <w:proofErr w:type="spellStart"/>
+            <w:r>
+              <w:t>System.out.println</w:t>
+            </w:r>
+            <w:proofErr w:type="spellEnd"/>
+            <w:r>
+              <w:t>("3. Exit Program");</w:t>
+            </w:r>
+          </w:p>
+          <w:p>
+            <w:r>
+              <w:t xml:space="preserve">            </w:t>
+            </w:r>
+            <w:proofErr w:type="spellStart"/>
+            <w:r>
+              <w:t>System.out.print</w:t>
+            </w:r>
+            <w:proofErr w:type="spellEnd"/>
+            <w:r>
+              <w:t>("Enter choice (1-3): ");</w:t>
+            </w:r>
+          </w:p>
+          <w:p>
+            <w:r>
+              <w:t xml:space="preserve">            int </w:t>
+            </w:r>
+            <w:proofErr w:type="spellStart"/>
+            <w:r>
+              <w:t>menuChoice</w:t>
+            </w:r>
+            <w:proofErr w:type="spellEnd"/>
+            <w:r>
+              <w:t xml:space="preserve"> = </w:t>
+            </w:r>
+            <w:proofErr w:type="spellStart"/>
+            <w:r>
+              <w:t>inputScanner.nextInt</w:t>
+            </w:r>
+            <w:proofErr w:type="spellEnd"/>
+            <w:r>
               <w:t>();</w:t>
             </w:r>
           </w:p>
+          <w:p>
+            <w:r>
+              <w:t xml:space="preserve">            </w:t>
+            </w:r>
+            <w:proofErr w:type="spellStart"/>
+            <w:r>
+              <w:t>inputScanner.nextLine</w:t>
+            </w:r>
+            <w:proofErr w:type="spellEnd"/>
+            <w:r>
+              <w:t>(); // Clear scanner buffer</w:t>
+            </w:r>
+          </w:p>
           <w:p/>
           <w:p>
             <w:r>
-              <w:t xml:space="preserve">        Scanner </w:t>
-            </w:r>
-            <w:proofErr w:type="spellStart"/>
-            <w:r>
-              <w:t>inputScanner</w:t>
-            </w:r>
-            <w:proofErr w:type="spellEnd"/>
-            <w:r>
-              <w:t xml:space="preserve"> = new Scanner(System.in);</w:t>
-            </w:r>
-          </w:p>
-          <w:p>
-            <w:r>
-              <w:t xml:space="preserve">        </w:t>
-            </w:r>
-          </w:p>
-          <w:p>
-            <w:r>
-              <w:t>        System.out.println("==========================================");</w:t>
-            </w:r>
-          </w:p>
-          <w:p>
-            <w:r>
-              <w:t xml:space="preserve">        </w:t>
+              <w:t>            if (</w:t>
+            </w:r>
+            <w:proofErr w:type="spellStart"/>
+            <w:r>
+              <w:t>menuChoice</w:t>
+            </w:r>
+            <w:proofErr w:type="spellEnd"/>
+            <w:r>
+              <w:t xml:space="preserve"> == </w:t>
+            </w:r>
+            <w:proofErr w:type="gramStart"/>
+            <w:r>
+              <w:t>3) {</w:t>
+            </w:r>
+            <w:proofErr w:type="gramEnd"/>
+          </w:p>
+          <w:p>
+            <w:r>
+              <w:t xml:space="preserve">                </w:t>
             </w:r>
             <w:proofErr w:type="spellStart"/>
             <w:r>
@@ -1040,193 +1314,63 @@
             </w:r>
             <w:proofErr w:type="spellEnd"/>
             <w:r>
-              <w:t>("   WELCOME TO THE GLOBAL STUDENT ENGINE   ");</w:t>
-            </w:r>
-          </w:p>
-          <w:p>
-            <w:r>
-              <w:t>        System.out.println("==========================================");</w:t>
+              <w:t>("\</w:t>
+            </w:r>
+            <w:proofErr w:type="spellStart"/>
+            <w:r>
+              <w:t>nExiting</w:t>
+            </w:r>
+            <w:proofErr w:type="spellEnd"/>
+            <w:r>
+              <w:t xml:space="preserve"> System... Thank you for using Student Engine. Goodbye!");</w:t>
+            </w:r>
+          </w:p>
+          <w:p>
+            <w:r>
+              <w:t xml:space="preserve">                break; </w:t>
+            </w:r>
+          </w:p>
+          <w:p>
+            <w:r>
+              <w:t>            }</w:t>
             </w:r>
           </w:p>
           <w:p/>
           <w:p>
             <w:r>
-              <w:t>        while (true) {</w:t>
-            </w:r>
-          </w:p>
-          <w:p>
-            <w:r>
-              <w:t xml:space="preserve">            </w:t>
-            </w:r>
-            <w:proofErr w:type="spellStart"/>
-            <w:r>
-              <w:t>System.out.println</w:t>
-            </w:r>
-            <w:proofErr w:type="spellEnd"/>
-            <w:r>
-              <w:t>("\</w:t>
-            </w:r>
-            <w:proofErr w:type="spellStart"/>
-            <w:r>
-              <w:t>nSelect</w:t>
-            </w:r>
-            <w:proofErr w:type="spellEnd"/>
-            <w:r>
-              <w:t xml:space="preserve"> an action:");</w:t>
-            </w:r>
-          </w:p>
-          <w:p>
-            <w:r>
-              <w:t xml:space="preserve">            </w:t>
-            </w:r>
-            <w:proofErr w:type="spellStart"/>
-            <w:r>
-              <w:t>System.out.println</w:t>
-            </w:r>
-            <w:proofErr w:type="spellEnd"/>
-            <w:r>
-              <w:t>("1. Register a Regular Student");</w:t>
-            </w:r>
-          </w:p>
-          <w:p>
-            <w:r>
-              <w:t xml:space="preserve">            </w:t>
-            </w:r>
-            <w:proofErr w:type="spellStart"/>
-            <w:r>
-              <w:t>System.out.println</w:t>
-            </w:r>
-            <w:proofErr w:type="spellEnd"/>
-            <w:r>
-              <w:t>("2. Register a Graduate Student");</w:t>
-            </w:r>
-          </w:p>
-          <w:p>
-            <w:r>
-              <w:t xml:space="preserve">            </w:t>
-            </w:r>
-            <w:proofErr w:type="spellStart"/>
-            <w:r>
-              <w:t>System.out.println</w:t>
-            </w:r>
-            <w:proofErr w:type="spellEnd"/>
-            <w:r>
-              <w:t>("3. Exit Program");</w:t>
-            </w:r>
-          </w:p>
-          <w:p>
-            <w:r>
-              <w:t xml:space="preserve">            </w:t>
-            </w:r>
-            <w:proofErr w:type="spellStart"/>
-            <w:r>
-              <w:t>System.out.print</w:t>
-            </w:r>
-            <w:proofErr w:type="spellEnd"/>
-            <w:r>
-              <w:t>("Enter choice (1-3): ");</w:t>
-            </w:r>
-          </w:p>
-          <w:p>
-            <w:r>
-              <w:t xml:space="preserve">            int </w:t>
-            </w:r>
-            <w:proofErr w:type="spellStart"/>
+              <w:t>            if (</w:t>
+            </w:r>
+            <w:proofErr w:type="spellStart"/>
+            <w:proofErr w:type="gramStart"/>
             <w:r>
               <w:t>menuChoice</w:t>
             </w:r>
             <w:proofErr w:type="spellEnd"/>
             <w:r>
-              <w:t xml:space="preserve"> = </w:t>
-            </w:r>
-            <w:proofErr w:type="spellStart"/>
-            <w:r>
-              <w:t>inputScanner.nextInt</w:t>
-            </w:r>
-            <w:proofErr w:type="spellEnd"/>
-            <w:r>
-              <w:t>();</w:t>
-            </w:r>
-          </w:p>
-          <w:p>
-            <w:r>
-              <w:t xml:space="preserve">            </w:t>
-            </w:r>
-            <w:proofErr w:type="spellStart"/>
-            <w:r>
-              <w:t>inputScanner.nextLine</w:t>
-            </w:r>
-            <w:proofErr w:type="spellEnd"/>
-            <w:r>
-              <w:t>(); // Clear scanner buffer</w:t>
-            </w:r>
-          </w:p>
-          <w:p/>
-          <w:p>
-            <w:r>
-              <w:t>            if (</w:t>
-            </w:r>
-            <w:proofErr w:type="spellStart"/>
+              <w:t xml:space="preserve"> !</w:t>
+            </w:r>
+            <w:proofErr w:type="gramEnd"/>
+            <w:r>
+              <w:t xml:space="preserve">= 1 &amp;&amp; </w:t>
+            </w:r>
+            <w:proofErr w:type="spellStart"/>
+            <w:proofErr w:type="gramStart"/>
             <w:r>
               <w:t>menuChoice</w:t>
             </w:r>
             <w:proofErr w:type="spellEnd"/>
             <w:r>
-              <w:t xml:space="preserve"> == 3) {</w:t>
-            </w:r>
-          </w:p>
-          <w:p>
-            <w:r>
-              <w:t xml:space="preserve">                </w:t>
-            </w:r>
-            <w:proofErr w:type="spellStart"/>
-            <w:r>
-              <w:t>System.out.println</w:t>
-            </w:r>
-            <w:proofErr w:type="spellEnd"/>
-            <w:r>
-              <w:t>("\</w:t>
-            </w:r>
-            <w:proofErr w:type="spellStart"/>
-            <w:r>
-              <w:t>nExiting</w:t>
-            </w:r>
-            <w:proofErr w:type="spellEnd"/>
-            <w:r>
-              <w:t xml:space="preserve"> System... Thank you for using Student Engine. Goodbye!");</w:t>
-            </w:r>
-          </w:p>
-          <w:p>
-            <w:r>
-              <w:t xml:space="preserve">                break; </w:t>
-            </w:r>
-          </w:p>
-          <w:p>
-            <w:r>
-              <w:t>            }</w:t>
-            </w:r>
-          </w:p>
-          <w:p/>
-          <w:p>
-            <w:r>
-              <w:t>            if (</w:t>
-            </w:r>
-            <w:proofErr w:type="spellStart"/>
-            <w:r>
-              <w:t>menuChoice</w:t>
-            </w:r>
-            <w:proofErr w:type="spellEnd"/>
-            <w:r>
-              <w:t xml:space="preserve"> != 1 &amp;&amp; </w:t>
-            </w:r>
-            <w:proofErr w:type="spellStart"/>
-            <w:r>
-              <w:t>menuChoice</w:t>
-            </w:r>
-            <w:proofErr w:type="spellEnd"/>
-            <w:r>
-              <w:t xml:space="preserve"> != 2) {</w:t>
-            </w:r>
+              <w:t xml:space="preserve"> !</w:t>
+            </w:r>
+            <w:proofErr w:type="gramEnd"/>
+            <w:r>
+              <w:t xml:space="preserve">= </w:t>
+            </w:r>
+            <w:proofErr w:type="gramStart"/>
+            <w:r>
+              <w:t>2) {</w:t>
+            </w:r>
+            <w:proofErr w:type="gramEnd"/>
           </w:p>
           <w:p>
             <w:r>
@@ -1336,8 +1480,13 @@
             </w:r>
             <w:proofErr w:type="spellEnd"/>
             <w:r>
-              <w:t xml:space="preserve"> == 1) {</w:t>
-            </w:r>
+              <w:t xml:space="preserve"> == </w:t>
+            </w:r>
+            <w:proofErr w:type="gramStart"/>
+            <w:r>
+              <w:t>1) {</w:t>
+            </w:r>
+            <w:proofErr w:type="gramEnd"/>
           </w:p>
           <w:p>
             <w:r>
@@ -1353,13 +1502,18 @@
             </w:r>
             <w:proofErr w:type="spellStart"/>
             <w:r>
-              <w:t>Student_dataHiding</w:t>
+              <w:t>Student_</w:t>
+            </w:r>
+            <w:proofErr w:type="gramStart"/>
+            <w:r>
+              <w:t>dataHiding</w:t>
             </w:r>
             <w:proofErr w:type="spellEnd"/>
             <w:r>
               <w:t>(</w:t>
             </w:r>
             <w:proofErr w:type="spellStart"/>
+            <w:proofErr w:type="gramEnd"/>
             <w:r>
               <w:t>rawName</w:t>
             </w:r>
@@ -1386,8 +1540,13 @@
             </w:r>
             <w:proofErr w:type="spellEnd"/>
             <w:r>
-              <w:t xml:space="preserve"> == 2) {</w:t>
-            </w:r>
+              <w:t xml:space="preserve"> == </w:t>
+            </w:r>
+            <w:proofErr w:type="gramStart"/>
+            <w:r>
+              <w:t>2) {</w:t>
+            </w:r>
+            <w:proofErr w:type="gramEnd"/>
           </w:p>
           <w:p>
             <w:r>
@@ -1429,23 +1588,247 @@
             </w:r>
             <w:proofErr w:type="spellStart"/>
             <w:r>
+              <w:t>GraduateStudent_</w:t>
+            </w:r>
+            <w:proofErr w:type="gramStart"/>
+            <w:r>
+              <w:t>inheritance</w:t>
+            </w:r>
+            <w:proofErr w:type="spellEnd"/>
+            <w:r>
+              <w:t>(</w:t>
+            </w:r>
+            <w:proofErr w:type="spellStart"/>
+            <w:proofErr w:type="gramEnd"/>
+            <w:r>
+              <w:t>rawName</w:t>
+            </w:r>
+            <w:proofErr w:type="spellEnd"/>
+            <w:r>
+              <w:t xml:space="preserve">, thesis, </w:t>
+            </w:r>
+            <w:proofErr w:type="spellStart"/>
+            <w:r>
+              <w:t>inputScanner</w:t>
+            </w:r>
+            <w:proofErr w:type="spellEnd"/>
+            <w:r>
+              <w:t>);</w:t>
+            </w:r>
+          </w:p>
+          <w:p>
+            <w:r>
+              <w:t>            }</w:t>
+            </w:r>
+          </w:p>
+          <w:p/>
+          <w:p>
+            <w:r>
+              <w:t>            // --- POLYMORPHIC REPORT COMPILATION ---</w:t>
+            </w:r>
+          </w:p>
+          <w:p>
+            <w:r>
+              <w:lastRenderedPageBreak/>
+              <w:t>            System.out.println("\n==================================================");</w:t>
+            </w:r>
+          </w:p>
+          <w:p>
+            <w:r>
+              <w:t xml:space="preserve">            </w:t>
+            </w:r>
+            <w:proofErr w:type="spellStart"/>
+            <w:r>
+              <w:t>System.out.println</w:t>
+            </w:r>
+            <w:proofErr w:type="spellEnd"/>
+            <w:r>
+              <w:t>("             GENERATING REPORT CARD               ");</w:t>
+            </w:r>
+          </w:p>
+          <w:p>
+            <w:r>
+              <w:t>            System.out.println("==================================================");</w:t>
+            </w:r>
+          </w:p>
+          <w:p>
+            <w:r>
+              <w:t xml:space="preserve">            </w:t>
+            </w:r>
+            <w:proofErr w:type="spellStart"/>
+            <w:r>
+              <w:t>System.out.println</w:t>
+            </w:r>
+            <w:proofErr w:type="spellEnd"/>
+            <w:r>
+              <w:t xml:space="preserve">("Account File:    " + </w:t>
+            </w:r>
+            <w:proofErr w:type="spellStart"/>
+            <w:r>
+              <w:t>currentStudent.getName</w:t>
+            </w:r>
+            <w:proofErr w:type="spellEnd"/>
+            <w:r>
+              <w:t>());</w:t>
+            </w:r>
+          </w:p>
+          <w:p>
+            <w:r>
+              <w:t xml:space="preserve">            </w:t>
+            </w:r>
+            <w:proofErr w:type="spellStart"/>
+            <w:r>
+              <w:t>System.out.println</w:t>
+            </w:r>
+            <w:proofErr w:type="spellEnd"/>
+            <w:r>
+              <w:t xml:space="preserve">("Tracked Classes: " + </w:t>
+            </w:r>
+            <w:proofErr w:type="spellStart"/>
+            <w:r>
+              <w:t>currentStudent.getGrades</w:t>
+            </w:r>
+            <w:proofErr w:type="spellEnd"/>
+            <w:r>
+              <w:t>(</w:t>
+            </w:r>
+            <w:proofErr w:type="gramStart"/>
+            <w:r>
+              <w:t>).length</w:t>
+            </w:r>
+            <w:proofErr w:type="gramEnd"/>
+            <w:r>
+              <w:t>);</w:t>
+            </w:r>
+          </w:p>
+          <w:p>
+            <w:r>
+              <w:t xml:space="preserve">            </w:t>
+            </w:r>
+          </w:p>
+          <w:p>
+            <w:r>
+              <w:t xml:space="preserve">            String </w:t>
+            </w:r>
+            <w:proofErr w:type="spellStart"/>
+            <w:r>
+              <w:t>extraDetails</w:t>
+            </w:r>
+            <w:proofErr w:type="spellEnd"/>
+            <w:r>
+              <w:t xml:space="preserve"> = "";</w:t>
+            </w:r>
+          </w:p>
+          <w:p>
+            <w:r>
+              <w:t>            if (</w:t>
+            </w:r>
+            <w:proofErr w:type="spellStart"/>
+            <w:r>
+              <w:t>currentStudent</w:t>
+            </w:r>
+            <w:proofErr w:type="spellEnd"/>
+            <w:r>
+              <w:t xml:space="preserve"> </w:t>
+            </w:r>
+            <w:proofErr w:type="spellStart"/>
+            <w:r>
+              <w:t>instanceof</w:t>
+            </w:r>
+            <w:proofErr w:type="spellEnd"/>
+            <w:r>
+              <w:t xml:space="preserve"> </w:t>
+            </w:r>
+            <w:proofErr w:type="spellStart"/>
+            <w:r>
               <w:t>GraduateStudent_inheritance</w:t>
             </w:r>
             <w:proofErr w:type="spellEnd"/>
             <w:r>
+              <w:t>) {</w:t>
+            </w:r>
+          </w:p>
+          <w:p>
+            <w:r>
+              <w:t xml:space="preserve">                </w:t>
+            </w:r>
+            <w:proofErr w:type="spellStart"/>
+            <w:r>
+              <w:t>GraduateStudent_inheritance</w:t>
+            </w:r>
+            <w:proofErr w:type="spellEnd"/>
+            <w:r>
+              <w:t xml:space="preserve"> </w:t>
+            </w:r>
+            <w:proofErr w:type="spellStart"/>
+            <w:r>
+              <w:t>castedGrad</w:t>
+            </w:r>
+            <w:proofErr w:type="spellEnd"/>
+            <w:r>
+              <w:t xml:space="preserve"> = (</w:t>
+            </w:r>
+            <w:proofErr w:type="spellStart"/>
+            <w:r>
+              <w:t>GraduateStudent_inheritance</w:t>
+            </w:r>
+            <w:proofErr w:type="spellEnd"/>
+            <w:r>
+              <w:t xml:space="preserve">) </w:t>
+            </w:r>
+            <w:proofErr w:type="spellStart"/>
+            <w:r>
+              <w:t>currentStudent</w:t>
+            </w:r>
+            <w:proofErr w:type="spellEnd"/>
+            <w:r>
+              <w:t>;</w:t>
+            </w:r>
+          </w:p>
+          <w:p>
+            <w:r>
+              <w:t xml:space="preserve">                </w:t>
+            </w:r>
+            <w:proofErr w:type="spellStart"/>
+            <w:r>
+              <w:t>extraDetails</w:t>
+            </w:r>
+            <w:proofErr w:type="spellEnd"/>
+            <w:r>
+              <w:t xml:space="preserve"> = "Research Focus</w:t>
+            </w:r>
+            <w:proofErr w:type="gramStart"/>
+            <w:r>
+              <w:t>:  "</w:t>
+            </w:r>
+            <w:proofErr w:type="gramEnd"/>
+            <w:r>
+              <w:t xml:space="preserve"> + </w:t>
+            </w:r>
+            <w:proofErr w:type="spellStart"/>
+            <w:r>
+              <w:t>castedGrad.getThesisTitle</w:t>
+            </w:r>
+            <w:proofErr w:type="spellEnd"/>
+            <w:r>
+              <w:t>() + "\n";</w:t>
+            </w:r>
+          </w:p>
+          <w:p>
+            <w:r>
+              <w:t xml:space="preserve">                </w:t>
+            </w:r>
+            <w:proofErr w:type="spellStart"/>
+            <w:r>
+              <w:t>System.out.print</w:t>
+            </w:r>
+            <w:proofErr w:type="spellEnd"/>
+            <w:r>
               <w:t>(</w:t>
             </w:r>
             <w:proofErr w:type="spellStart"/>
             <w:r>
-              <w:t>rawName</w:t>
-            </w:r>
-            <w:proofErr w:type="spellEnd"/>
-            <w:r>
-              <w:t xml:space="preserve">, thesis, </w:t>
-            </w:r>
-            <w:proofErr w:type="spellStart"/>
-            <w:r>
-              <w:t>inputScanner</w:t>
+              <w:t>extraDetails</w:t>
             </w:r>
             <w:proofErr w:type="spellEnd"/>
             <w:r>
@@ -1460,12 +1843,23 @@
           <w:p/>
           <w:p>
             <w:r>
-              <w:t>            // --- POLYMORPHIC REPORT COMPILATION ---</w:t>
-            </w:r>
-          </w:p>
-          <w:p>
-            <w:r>
-              <w:t>            System.out.println("\n==================================================");</w:t>
+              <w:t xml:space="preserve">            double </w:t>
+            </w:r>
+            <w:proofErr w:type="spellStart"/>
+            <w:r>
+              <w:t>averageGrade</w:t>
+            </w:r>
+            <w:proofErr w:type="spellEnd"/>
+            <w:r>
+              <w:t xml:space="preserve"> = </w:t>
+            </w:r>
+            <w:proofErr w:type="spellStart"/>
+            <w:r>
+              <w:t>currentStudent.calculateAverage</w:t>
+            </w:r>
+            <w:proofErr w:type="spellEnd"/>
+            <w:r>
+              <w:t>();</w:t>
             </w:r>
           </w:p>
           <w:p>
@@ -1478,61 +1872,21 @@
             </w:r>
             <w:proofErr w:type="spellEnd"/>
             <w:r>
-              <w:t>("             GENERATING REPORT CARD               ");</w:t>
-            </w:r>
-          </w:p>
-          <w:p>
-            <w:r>
-              <w:lastRenderedPageBreak/>
-              <w:t>            System.out.println("==================================================");</w:t>
+              <w:t xml:space="preserve">("Final Grade:     " + </w:t>
+            </w:r>
+            <w:proofErr w:type="spellStart"/>
+            <w:r>
+              <w:t>averageGrade</w:t>
+            </w:r>
+            <w:proofErr w:type="spellEnd"/>
+            <w:r>
+              <w:t xml:space="preserve"> + "%");</w:t>
             </w:r>
           </w:p>
           <w:p>
             <w:r>
               <w:t xml:space="preserve">            </w:t>
             </w:r>
-            <w:proofErr w:type="spellStart"/>
-            <w:r>
-              <w:t>System.out.println</w:t>
-            </w:r>
-            <w:proofErr w:type="spellEnd"/>
-            <w:r>
-              <w:t xml:space="preserve">("Account File:    " + </w:t>
-            </w:r>
-            <w:proofErr w:type="spellStart"/>
-            <w:r>
-              <w:t>currentStudent.getName</w:t>
-            </w:r>
-            <w:proofErr w:type="spellEnd"/>
-            <w:r>
-              <w:t>());</w:t>
-            </w:r>
-          </w:p>
-          <w:p>
-            <w:r>
-              <w:t xml:space="preserve">            </w:t>
-            </w:r>
-            <w:proofErr w:type="spellStart"/>
-            <w:r>
-              <w:t>System.out.println</w:t>
-            </w:r>
-            <w:proofErr w:type="spellEnd"/>
-            <w:r>
-              <w:t xml:space="preserve">("Tracked Classes: " + </w:t>
-            </w:r>
-            <w:proofErr w:type="spellStart"/>
-            <w:r>
-              <w:t>currentStudent.getGrades</w:t>
-            </w:r>
-            <w:proofErr w:type="spellEnd"/>
-            <w:r>
-              <w:t>().length);</w:t>
-            </w:r>
-          </w:p>
-          <w:p>
-            <w:r>
-              <w:t xml:space="preserve">            </w:t>
-            </w:r>
           </w:p>
           <w:p>
             <w:r>
@@ -1540,11 +1894,11 @@
             </w:r>
             <w:proofErr w:type="spellStart"/>
             <w:r>
-              <w:t>extraDetails</w:t>
-            </w:r>
-            <w:proofErr w:type="spellEnd"/>
-            <w:r>
-              <w:t xml:space="preserve"> = "";</w:t>
+              <w:t>honorStatus</w:t>
+            </w:r>
+            <w:proofErr w:type="spellEnd"/>
+            <w:r>
+              <w:t xml:space="preserve"> = "Standard Academic Standing";</w:t>
             </w:r>
           </w:p>
           <w:p>
@@ -1553,186 +1907,17 @@
             </w:r>
             <w:proofErr w:type="spellStart"/>
             <w:r>
-              <w:t>currentStudent</w:t>
-            </w:r>
-            <w:proofErr w:type="spellEnd"/>
-            <w:r>
-              <w:t xml:space="preserve"> </w:t>
-            </w:r>
-            <w:proofErr w:type="spellStart"/>
-            <w:r>
-              <w:t>instanceof</w:t>
-            </w:r>
-            <w:proofErr w:type="spellEnd"/>
-            <w:r>
-              <w:t xml:space="preserve"> </w:t>
-            </w:r>
-            <w:proofErr w:type="spellStart"/>
-            <w:r>
-              <w:t>GraduateStudent_inheritance</w:t>
-            </w:r>
-            <w:proofErr w:type="spellEnd"/>
-            <w:r>
-              <w:t>) {</w:t>
-            </w:r>
-          </w:p>
-          <w:p>
-            <w:r>
-              <w:t xml:space="preserve">                </w:t>
-            </w:r>
-            <w:proofErr w:type="spellStart"/>
-            <w:r>
-              <w:t>GraduateStudent_inheritance</w:t>
-            </w:r>
-            <w:proofErr w:type="spellEnd"/>
-            <w:r>
-              <w:t xml:space="preserve"> </w:t>
-            </w:r>
-            <w:proofErr w:type="spellStart"/>
-            <w:r>
-              <w:t>castedGrad</w:t>
-            </w:r>
-            <w:proofErr w:type="spellEnd"/>
-            <w:r>
-              <w:t xml:space="preserve"> = (</w:t>
-            </w:r>
-            <w:proofErr w:type="spellStart"/>
-            <w:r>
-              <w:t>GraduateStudent_inheritance</w:t>
-            </w:r>
-            <w:proofErr w:type="spellEnd"/>
-            <w:r>
-              <w:t xml:space="preserve">) </w:t>
-            </w:r>
-            <w:proofErr w:type="spellStart"/>
-            <w:r>
-              <w:t>currentStudent</w:t>
-            </w:r>
-            <w:proofErr w:type="spellEnd"/>
-            <w:r>
-              <w:t>;</w:t>
-            </w:r>
-          </w:p>
-          <w:p>
-            <w:r>
-              <w:t xml:space="preserve">                </w:t>
-            </w:r>
-            <w:proofErr w:type="spellStart"/>
-            <w:r>
-              <w:t>extraDetails</w:t>
-            </w:r>
-            <w:proofErr w:type="spellEnd"/>
-            <w:r>
-              <w:t xml:space="preserve"> = "Research Focus:  " + </w:t>
-            </w:r>
-            <w:proofErr w:type="spellStart"/>
-            <w:r>
-              <w:t>castedGrad.getThesisTitle</w:t>
-            </w:r>
-            <w:proofErr w:type="spellEnd"/>
-            <w:r>
-              <w:t>() + "\n";</w:t>
-            </w:r>
-          </w:p>
-          <w:p>
-            <w:r>
-              <w:t xml:space="preserve">                </w:t>
-            </w:r>
-            <w:proofErr w:type="spellStart"/>
-            <w:r>
-              <w:t>System.out.print</w:t>
+              <w:t>currentStudent.qualifiesForHonorRoll</w:t>
             </w:r>
             <w:proofErr w:type="spellEnd"/>
             <w:r>
               <w:t>(</w:t>
             </w:r>
-            <w:proofErr w:type="spellStart"/>
-            <w:r>
-              <w:t>extraDetails</w:t>
-            </w:r>
-            <w:proofErr w:type="spellEnd"/>
-            <w:r>
-              <w:t>);</w:t>
-            </w:r>
-          </w:p>
-          <w:p>
-            <w:r>
-              <w:t>            }</w:t>
-            </w:r>
-          </w:p>
-          <w:p/>
-          <w:p>
-            <w:r>
-              <w:t xml:space="preserve">            double </w:t>
-            </w:r>
-            <w:proofErr w:type="spellStart"/>
-            <w:r>
-              <w:t>averageGrade</w:t>
-            </w:r>
-            <w:proofErr w:type="spellEnd"/>
-            <w:r>
-              <w:t xml:space="preserve"> = </w:t>
-            </w:r>
-            <w:proofErr w:type="spellStart"/>
-            <w:r>
-              <w:t>currentStudent.calculateAverage</w:t>
-            </w:r>
-            <w:proofErr w:type="spellEnd"/>
-            <w:r>
-              <w:t>();</w:t>
-            </w:r>
-          </w:p>
-          <w:p>
-            <w:r>
-              <w:t xml:space="preserve">            </w:t>
-            </w:r>
-            <w:proofErr w:type="spellStart"/>
-            <w:r>
-              <w:t>System.out.println</w:t>
-            </w:r>
-            <w:proofErr w:type="spellEnd"/>
-            <w:r>
-              <w:t xml:space="preserve">("Final Grade:     " + </w:t>
-            </w:r>
-            <w:proofErr w:type="spellStart"/>
-            <w:r>
-              <w:t>averageGrade</w:t>
-            </w:r>
-            <w:proofErr w:type="spellEnd"/>
-            <w:r>
-              <w:t xml:space="preserve"> + "%");</w:t>
-            </w:r>
-          </w:p>
-          <w:p>
-            <w:r>
-              <w:t xml:space="preserve">            </w:t>
-            </w:r>
-          </w:p>
-          <w:p>
-            <w:r>
-              <w:t xml:space="preserve">            String </w:t>
-            </w:r>
-            <w:proofErr w:type="spellStart"/>
-            <w:r>
-              <w:t>honorStatus</w:t>
-            </w:r>
-            <w:proofErr w:type="spellEnd"/>
-            <w:r>
-              <w:t xml:space="preserve"> = "Standard Academic Standing";</w:t>
-            </w:r>
-          </w:p>
-          <w:p>
-            <w:r>
-              <w:t>            if (</w:t>
-            </w:r>
-            <w:proofErr w:type="spellStart"/>
-            <w:r>
-              <w:t>currentStudent.qualifiesForHonorRoll</w:t>
-            </w:r>
-            <w:proofErr w:type="spellEnd"/>
-            <w:r>
-              <w:t>()) {</w:t>
-            </w:r>
+            <w:proofErr w:type="gramStart"/>
+            <w:r>
+              <w:t>)) {</w:t>
+            </w:r>
+            <w:proofErr w:type="gramEnd"/>
           </w:p>
           <w:p>
             <w:r>
@@ -1823,12 +2008,17 @@
               <w:t xml:space="preserve"> = new </w:t>
             </w:r>
             <w:proofErr w:type="spellStart"/>
+            <w:proofErr w:type="gramStart"/>
             <w:r>
               <w:t>FileWriter</w:t>
             </w:r>
             <w:proofErr w:type="spellEnd"/>
             <w:r>
-              <w:t>("report_cards.txt", true)) {</w:t>
+              <w:t>(</w:t>
+            </w:r>
+            <w:proofErr w:type="gramEnd"/>
+            <w:r>
+              <w:t>"report_cards.txt", true)) {</w:t>
             </w:r>
           </w:p>
           <w:p>
@@ -1888,16 +2078,26 @@
           </w:p>
           <w:p>
             <w:r>
-              <w:t>                if (!</w:t>
+              <w:t xml:space="preserve">                if </w:t>
+            </w:r>
+            <w:proofErr w:type="gramStart"/>
+            <w:r>
+              <w:t>(!</w:t>
             </w:r>
             <w:proofErr w:type="spellStart"/>
             <w:r>
               <w:t>extraDetails.isEmpty</w:t>
             </w:r>
             <w:proofErr w:type="spellEnd"/>
-            <w:r>
-              <w:t>()) {</w:t>
-            </w:r>
+            <w:proofErr w:type="gramEnd"/>
+            <w:r>
+              <w:t>(</w:t>
+            </w:r>
+            <w:proofErr w:type="gramStart"/>
+            <w:r>
+              <w:t>)) {</w:t>
+            </w:r>
+            <w:proofErr w:type="gramEnd"/>
           </w:p>
           <w:p>
             <w:r>
@@ -1955,8 +2155,13 @@
               <w:t>fileWriter.write</w:t>
             </w:r>
             <w:proofErr w:type="spellEnd"/>
-            <w:r>
-              <w:t>("--------------------------------------\n\n");</w:t>
+            <w:proofErr w:type="gramStart"/>
+            <w:r>
+              <w:t>("-</w:t>
+            </w:r>
+            <w:proofErr w:type="gramEnd"/>
+            <w:r>
+              <w:t>-------------------------------------\n\n");</w:t>
             </w:r>
           </w:p>
           <w:p>
@@ -1974,7 +2179,11 @@
             </w:r>
             <w:proofErr w:type="spellEnd"/>
             <w:r>
-              <w:t>("</w:t>
+              <w:t>(</w:t>
+            </w:r>
+            <w:proofErr w:type="gramStart"/>
+            <w:r>
+              <w:t>"</w:t>
             </w:r>
             <w:r>
               <w:rPr>
@@ -1983,7 +2192,11 @@
               <w:t>💾</w:t>
             </w:r>
             <w:r>
-              <w:t xml:space="preserve"> Backup Status: Report successfully written to 'report_cards.txt'.");</w:t>
+              <w:t xml:space="preserve"> Backup</w:t>
+            </w:r>
+            <w:proofErr w:type="gramEnd"/>
+            <w:r>
+              <w:t xml:space="preserve"> Status: Report successfully written to 'report_cards.txt'.");</w:t>
             </w:r>
           </w:p>
           <w:p>
@@ -2001,8 +2214,13 @@
             </w:r>
             <w:proofErr w:type="spellEnd"/>
             <w:r>
-              <w:t xml:space="preserve"> e) {</w:t>
-            </w:r>
+              <w:t xml:space="preserve"> </w:t>
+            </w:r>
+            <w:proofErr w:type="gramStart"/>
+            <w:r>
+              <w:t>e) {</w:t>
+            </w:r>
+            <w:proofErr w:type="gramEnd"/>
           </w:p>
           <w:p>
             <w:r>
@@ -2061,6 +2279,7 @@
           </w:p>
           <w:p>
             <w:r>
+              <w:lastRenderedPageBreak/>
               <w:t>}</w:t>
             </w:r>
           </w:p>
@@ -6547,6 +6766,7 @@
   <w:style w:type="character" w:default="1" w:styleId="DefaultParagraphFont">
     <w:name w:val="Default Paragraph Font"/>
     <w:uiPriority w:val="1"/>
+    <w:semiHidden/>
     <w:unhideWhenUsed/>
   </w:style>
   <w:style w:type="table" w:default="1" w:styleId="TableNormal">
